--- a/resources/templates/13调查谈话笔录模板.docx
+++ b/resources/templates/13调查谈话笔录模板.docx
@@ -45,7 +45,7 @@
           <w:sz w:val="44"/>
           <w:szCs w:val="44"/>
         </w:rPr>
-        <w:t>****</w:t>
+        <w:t>{auditOrg}{auditedLeaderName}</w:t>
       </w:r>
       <w:r>
         <w:rPr>
@@ -188,7 +188,7 @@
           <w:sz w:val="44"/>
           <w:szCs w:val="44"/>
         </w:rPr>
-        <w:t>录</w:t>
+        <w:t/>
       </w:r>
     </w:p>
     <w:p>
@@ -283,7 +283,7 @@
           <w:sz w:val="32"/>
           <w:szCs w:val="32"/>
         </w:rPr>
-        <w:t>地点：</w:t>
+        <w:t>地点：{interviewLocation}</w:t>
       </w:r>
       <w:r>
         <w:rPr>
@@ -344,7 +344,7 @@
           <w:sz w:val="32"/>
           <w:szCs w:val="32"/>
         </w:rPr>
-        <w:t>时间：</w:t>
+        <w:t>时间：{interviewTime}</w:t>
       </w:r>
     </w:p>
     <w:p>
@@ -416,7 +416,7 @@
           <w:sz w:val="32"/>
           <w:szCs w:val="32"/>
         </w:rPr>
-        <w:t>人（签名）：</w:t>
+        <w:t>谈话人（签名）：{interviewer}</w:t>
       </w:r>
       <w:r>
         <w:rPr>
@@ -471,7 +471,7 @@
           <w:u w:val="none"/>
           <w:lang w:eastAsia="zh-CN"/>
         </w:rPr>
-        <w:t>记</w:t>
+        <w:t>记录人（签名）：{recorder}</w:t>
       </w:r>
       <w:r>
         <w:rPr>
@@ -506,7 +506,7 @@
           <w:sz w:val="32"/>
           <w:szCs w:val="32"/>
         </w:rPr>
-        <w:t>人（签名）：</w:t>
+        <w:t/>
       </w:r>
       <w:r>
         <w:rPr>
@@ -560,50 +560,26 @@
           <w:sz w:val="32"/>
           <w:szCs w:val="32"/>
         </w:rPr>
-        <w:t>被</w:t>
-      </w:r>
-      <w:r>
-        <w:rPr>
-          <w:rFonts w:hint="eastAsia" w:ascii="仿宋_GB2312" w:hAnsi="仿宋_GB2312" w:eastAsia="仿宋_GB2312" w:cs="仿宋_GB2312"/>
-          <w:sz w:val="32"/>
-          <w:szCs w:val="32"/>
-          <w:lang w:eastAsia="zh-CN"/>
-        </w:rPr>
-        <w:t>谈话</w:t>
-      </w:r>
-      <w:r>
-        <w:rPr>
-          <w:rFonts w:hint="eastAsia" w:ascii="仿宋_GB2312" w:hAnsi="仿宋_GB2312" w:eastAsia="仿宋_GB2312" w:cs="仿宋_GB2312"/>
-          <w:sz w:val="32"/>
-          <w:szCs w:val="32"/>
-        </w:rPr>
-        <w:t>人</w:t>
-      </w:r>
-      <w:r>
-        <w:rPr>
-          <w:rFonts w:hint="eastAsia" w:ascii="仿宋_GB2312" w:hAnsi="仿宋_GB2312" w:eastAsia="仿宋_GB2312" w:cs="仿宋_GB2312"/>
-          <w:sz w:val="32"/>
-          <w:szCs w:val="32"/>
-          <w:lang w:eastAsia="zh-CN"/>
-        </w:rPr>
-        <w:t>（</w:t>
-      </w:r>
-      <w:r>
-        <w:rPr>
-          <w:rFonts w:hint="eastAsia" w:ascii="仿宋_GB2312" w:hAnsi="仿宋_GB2312" w:eastAsia="仿宋_GB2312" w:cs="仿宋_GB2312"/>
-          <w:sz w:val="32"/>
-          <w:szCs w:val="32"/>
-        </w:rPr>
-        <w:t>签名</w:t>
-      </w:r>
-      <w:r>
-        <w:rPr>
-          <w:rFonts w:hint="eastAsia" w:ascii="仿宋_GB2312" w:hAnsi="仿宋_GB2312" w:eastAsia="仿宋_GB2312" w:cs="仿宋_GB2312"/>
-          <w:sz w:val="32"/>
-          <w:szCs w:val="32"/>
-          <w:lang w:eastAsia="zh-CN"/>
-        </w:rPr>
-        <w:t>）</w:t>
+        <w:t>被谈话人：{intervieweeName}</w:t>
+      </w:r>
+      <w:r>
+        <w:rPr>
+          <w:rFonts w:hint="eastAsia" w:ascii="仿宋_GB2312" w:hAnsi="仿宋_GB2312" w:eastAsia="仿宋_GB2312" w:cs="仿宋_GB2312"/>
+          <w:sz w:val="32"/>
+          <w:szCs w:val="32"/>
+          <w:u w:val="none"/>
+        </w:rPr>
+        <w:t xml:space="preserve">     </w:t>
+      </w:r>
+      <w:r>
+        <w:rPr>
+          <w:rFonts w:hint="eastAsia" w:ascii="仿宋_GB2312" w:hAnsi="仿宋_GB2312" w:eastAsia="仿宋_GB2312" w:cs="仿宋_GB2312"/>
+          <w:sz w:val="32"/>
+          <w:szCs w:val="32"/>
+          <w:u w:val="none"/>
+          <w:lang w:eastAsia="zh-CN"/>
+        </w:rPr>
+        <w:t>身份证号：{intervieweeIdNumber}</w:t>
       </w:r>
       <w:r>
         <w:rPr>
@@ -620,7 +596,7 @@
           <w:szCs w:val="32"/>
           <w:u w:val="none"/>
         </w:rPr>
-        <w:t xml:space="preserve">     </w:t>
+        <w:t xml:space="preserve">    </w:t>
       </w:r>
       <w:r>
         <w:rPr>
@@ -628,36 +604,9 @@
           <w:sz w:val="32"/>
           <w:szCs w:val="32"/>
           <w:u w:val="none"/>
-          <w:lang w:eastAsia="zh-CN"/>
-        </w:rPr>
-        <w:t>身份证号</w:t>
-      </w:r>
-      <w:r>
-        <w:rPr>
-          <w:rFonts w:hint="eastAsia" w:ascii="仿宋_GB2312" w:hAnsi="仿宋_GB2312" w:eastAsia="仿宋_GB2312" w:cs="仿宋_GB2312"/>
-          <w:sz w:val="32"/>
-          <w:szCs w:val="32"/>
-        </w:rPr>
-        <w:t>：</w:t>
-      </w:r>
-      <w:r>
-        <w:rPr>
-          <w:rFonts w:hint="eastAsia" w:ascii="仿宋_GB2312" w:hAnsi="仿宋_GB2312" w:eastAsia="仿宋_GB2312" w:cs="仿宋_GB2312"/>
-          <w:sz w:val="32"/>
-          <w:szCs w:val="32"/>
-          <w:u w:val="none"/>
-        </w:rPr>
-        <w:t xml:space="preserve">    </w:t>
-      </w:r>
-      <w:r>
-        <w:rPr>
-          <w:rFonts w:hint="eastAsia" w:ascii="仿宋_GB2312" w:hAnsi="仿宋_GB2312" w:eastAsia="仿宋_GB2312" w:cs="仿宋_GB2312"/>
-          <w:sz w:val="32"/>
-          <w:szCs w:val="32"/>
-          <w:u w:val="none"/>
-          <w:lang w:val="en-US" w:eastAsia="zh-CN"/>
-        </w:rPr>
-        <w:t xml:space="preserve">     性别</w:t>
+          <w:lang w:val="en-US" w:eastAsia="zh-CN"/>
+        </w:rPr>
+        <w:t xml:space="preserve">     性别：{intervieweeGender}</w:t>
       </w:r>
       <w:r>
         <w:rPr>
@@ -720,7 +669,7 @@
           <w:sz w:val="32"/>
           <w:szCs w:val="32"/>
         </w:rPr>
-        <w:t>政治面貌</w:t>
+        <w:t>政治面貌：{intervieweePolitical}</w:t>
       </w:r>
       <w:r>
         <w:rPr>
@@ -748,7 +697,7 @@
           <w:u w:val="none"/>
           <w:lang w:val="en-US" w:eastAsia="zh-CN"/>
         </w:rPr>
-        <w:t xml:space="preserve"> 文化程度：         民族：   </w:t>
+        <w:t xml:space="preserve"> 文化程度：{intervieweeEducation}         民族：{intervieweeEthnicity}   </w:t>
       </w:r>
     </w:p>
     <w:p>
@@ -794,7 +743,7 @@
           <w:szCs w:val="32"/>
           <w:lang w:eastAsia="zh-CN"/>
         </w:rPr>
-        <w:t>联系方式：</w:t>
+        <w:t>联系方式：{intervieweeContact}</w:t>
       </w:r>
       <w:r>
         <w:rPr>
@@ -811,7 +760,7 @@
           <w:sz w:val="32"/>
           <w:szCs w:val="32"/>
         </w:rPr>
-        <w:t>工作单位：</w:t>
+        <w:t>工作单位：{intervieweeUnit}</w:t>
       </w:r>
       <w:r>
         <w:rPr>
@@ -838,7 +787,7 @@
           <w:sz w:val="32"/>
           <w:szCs w:val="32"/>
         </w:rPr>
-        <w:t>职务：</w:t>
+        <w:t>职务：{intervieweePosition}</w:t>
       </w:r>
       <w:r>
         <w:rPr>
@@ -890,7 +839,7 @@
           <w:sz w:val="32"/>
           <w:szCs w:val="32"/>
         </w:rPr>
-        <w:t>****</w:t>
+        <w:t>{auditMatter}</w:t>
       </w:r>
       <w:r>
         <w:rPr>
@@ -933,7 +882,7 @@
           <w:sz w:val="32"/>
           <w:szCs w:val="32"/>
         </w:rPr>
-        <w:t>问：</w:t>
+        <w:t>问：{questionContent}</w:t>
       </w:r>
     </w:p>
     <w:p>
@@ -1025,7 +974,7 @@
           <w:sz w:val="32"/>
           <w:szCs w:val="32"/>
         </w:rPr>
-        <w:t>答：</w:t>
+        <w:t>答：{answerContent}</w:t>
       </w:r>
     </w:p>
     <w:p>
@@ -1285,7 +1234,7 @@
           <w:sz w:val="32"/>
           <w:szCs w:val="32"/>
         </w:rPr>
-        <w:t>人签名：***（以上笔录我看过，和我说的相符。）</w:t>
+        <w:t>人签名：{signatureConfirm}（以上笔录我看过，和我说的相符。）</w:t>
       </w:r>
     </w:p>
     <w:p>
